--- a/중국어_대화문/4부_docx/4부_08화_커팅웨의_선택.docx
+++ b/중국어_대화문/4부_docx/4부_08화_커팅웨의_선택.docx
@@ -273,12 +273,12 @@
     </w:p>
     <w:p>
       <w:r>
-        <w:t>(上午八点二十。八层走廊尽头的小会议室，没有窗帘，一张椭圆形的长桌，七把椅子，桌角放着一个木盒，是收手机用的。程曦已经来了半个多小时，在桌子下首那张小一号的桌子前坐着，面前摊着一本蓝皮会议记录本，两支笔，一支红的，一支黑的。他正在把七只茶杯一只一只摆正。)</w:t>
+        <w:t>(上午八点二十。八层走廊尽头的小会议室，没有窗帘，一张椭圆形的长桌，七把椅子，桌角放着一个木盒，是收手机用的。程曦已经来了半个多小时，在桌子下首那张小一号的桌子前坐着，面前摊着一本蓝皮会议记录本，两支笔，一支红的，一支黑的。她正在把七只茶杯一只一只摆正。)</w:t>
       </w:r>
     </w:p>
     <w:p>
       <w:r>
-        <w:t>(沈知远推门进来，一眼看见他，愣住了。)</w:t>
+        <w:t>(沈知远推门进来，一眼看见她，愣住了。)</w:t>
       </w:r>
     </w:p>
     <w:p>
@@ -581,7 +581,7 @@
         <w:t>沈知远:</w:t>
       </w:r>
       <w:r>
-        <w:t xml:space="preserve"> 我只说政府这一侧。年初的风险摸底报告里，全省房地产相关债务是三千一百亿，开发企业连环违约，今年已经是第五个月。如果明天一早，长川等四个城市出现武警执勤点，不管文件里怎么写，债市和银行看到的，只有一句话：北原出事了。到时候收贷的、挤兑的，比广场上的人多得多。这个后果，我拿不准能不能控制住。</w:t>
+        <w:t xml:space="preserve"> 我只说政府这一侧。上周常务会上的风险摸底报告里，全省融资平台隐性债务是三千一百亿，开发企业连环违约，今年已经是第五个月。如果明天一早，长川等四个城市出现武警执勤点，不管文件里怎么写，债市和银行看到的，只有一句话：北原出事了。到时候收贷的、挤兑的，比广场上的人多得多。这个后果，我拿不准能不能控制住。</w:t>
       </w:r>
     </w:p>
     <w:p>
@@ -619,7 +619,7 @@
     </w:p>
     <w:p>
       <w:r>
-        <w:t>(程曦低头，红笔在记录本上写了“政府侧顾虑：债市反应”几个字。他用余光瞥了一眼斜对面。柯庭岳从头到尾没有说一句话，面前的纸上也没有写一个字。)</w:t>
+        <w:t>(程曦低头，红笔在记录本上写了“政府侧顾虑：债市反应”几个字。她用余光瞥了一眼斜对面。柯庭岳从头到尾没有说一句话，面前的纸上也没有写一个字。)</w:t>
       </w:r>
     </w:p>
     <w:p>
@@ -835,7 +835,7 @@
     </w:p>
     <w:p>
       <w:r>
-        <w:t>(程曦的笔尖停了一下。他在记录本上写：“柯庭岳同志就请示依据提出询问：现实危险的材料出处。”写完，抬头看了看彭启山，又低下头去。)</w:t>
+        <w:t>(程曦的笔尖停了一下。她在记录本上写：“柯庭岳同志就请示依据提出询问：现实危险的材料出处。”写完，抬头看了看彭启山，又低下头去。)</w:t>
       </w:r>
     </w:p>
     <w:p>
@@ -1027,7 +1027,7 @@
     </w:p>
     <w:p>
       <w:r>
-        <w:t>(沉默。窗外的雨一阵紧，一阵缓。程曦写：“11:09 柯庭岳同志未会签，会签栏留白。理由三项（见附）。”他的手没有抖，字写得很小。)</w:t>
+        <w:t>(沉默。窗外的雨一阵紧，一阵缓。程曦写：“11:09 柯庭岳同志未会签，会签栏留白。理由三项（见附）。”她的手没有抖，字写得很小。)</w:t>
       </w:r>
     </w:p>
     <w:p>
@@ -1038,7 +1038,7 @@
         <w:t>彭启山:</w:t>
       </w:r>
       <w:r>
-        <w:t xml:space="preserve"> 政府联署一栏，知远，你今天代省长，你先签。</w:t>
+        <w:t xml:space="preserve"> 政府联署一栏，知远，你今天代表省政府，你先签。</w:t>
       </w:r>
     </w:p>
     <w:p>
@@ -1734,7 +1734,7 @@
         <w:t>程曦:</w:t>
       </w:r>
       <w:r>
-        <w:t xml:space="preserve"> 常秘书长。他说，纪要不写分歧，只写结果。他让我也在纪要稿的记录人一栏签字。(他的声音很轻) 我拿不准，该怎么写。</w:t>
+        <w:t xml:space="preserve"> 常秘书长。他说，纪要不写分歧，只写结果。他让我也在纪要稿的记录人一栏签字。(她的声音很轻) 我拿不准，该怎么写。</w:t>
       </w:r>
     </w:p>
     <w:p>
@@ -1887,7 +1887,7 @@
     </w:p>
     <w:p>
       <w:r>
-        <w:t>(程曦把记录本合上，抱在胸前，很认真地鞠了一躬，才转身出门。柯庭岳听着他的脚步声消失在走廊尽头，把那份纪要稿拉到面前，拔开笔帽，在会签栏的位置，又一次，没有写下一个字。)</w:t>
+        <w:t>(程曦把记录本合上，抱在胸前，很认真地鞠了一躬，才转身出门。柯庭岳听着她的脚步声消失在走廊尽头，把那份纪要稿拉到面前，拔开笔帽，在会签栏的位置，又一次，没有写下一个字。)</w:t>
       </w:r>
     </w:p>
     <w:p>
